--- a/template_laudo.docx
+++ b/template_laudo.docx
@@ -4,37 +4,7 @@
   <w:body>
     <w:p>
       <w:pPr>
-        <w:spacing w:after="0"/>
-        <w:jc w:val="center"/>
-      </w:pPr>
-      <w:r>
-        <w:rPr>
-          <w:rFonts w:ascii="Calibri" w:hAnsi="Calibri"/>
-          <w:b/>
-          <w:color w:val="1F3A5F"/>
-          <w:sz w:val="30"/>
-        </w:rPr>
-        <w:t>OCULAR OFTALMOLOGIA</w:t>
-      </w:r>
-    </w:p>
-    <w:p>
-      <w:pPr>
-        <w:spacing w:after="160"/>
-        <w:jc w:val="center"/>
-      </w:pPr>
-      <w:r>
-        <w:rPr>
-          <w:rFonts w:ascii="Calibri" w:hAnsi="Calibri"/>
-          <w:i/>
-          <w:color w:val="333333"/>
-          <w:sz w:val="18"/>
-        </w:rPr>
-        <w:t>Referência em Oftalmologia em Governador Valadares e Região</w:t>
-      </w:r>
-    </w:p>
-    <w:p>
-      <w:pPr>
-        <w:spacing w:after="80"/>
+        <w:spacing w:after="10"/>
         <w:pBdr>
           <w:bottom w:val="single" w:sz="6" w:space="1" w:color="1F3A5F"/>
         </w:pBdr>
@@ -72,7 +42,7 @@
     </w:p>
     <w:p>
       <w:pPr>
-        <w:spacing w:before="240" w:after="80"/>
+        <w:spacing w:before="60" w:after="20"/>
       </w:pPr>
       <w:r>
         <w:rPr>
@@ -86,7 +56,7 @@
     </w:p>
     <w:p>
       <w:pPr>
-        <w:spacing w:after="80"/>
+        <w:spacing w:after="10"/>
         <w:pBdr>
           <w:bottom w:val="single" w:sz="6" w:space="1" w:color="1F3A5F"/>
         </w:pBdr>
@@ -396,7 +366,7 @@
     </w:tbl>
     <w:p>
       <w:pPr>
-        <w:spacing w:before="240" w:after="80"/>
+        <w:spacing w:before="60" w:after="20"/>
       </w:pPr>
       <w:r>
         <w:rPr>
@@ -410,7 +380,7 @@
     </w:p>
     <w:p>
       <w:pPr>
-        <w:spacing w:after="80"/>
+        <w:spacing w:after="10"/>
         <w:pBdr>
           <w:bottom w:val="single" w:sz="6" w:space="1" w:color="1F3A5F"/>
         </w:pBdr>
@@ -418,7 +388,7 @@
     </w:p>
     <w:p>
       <w:pPr>
-        <w:spacing w:before="80" w:after="40"/>
+        <w:spacing w:before="40" w:after="20"/>
       </w:pPr>
       <w:r>
         <w:rPr>
@@ -694,7 +664,7 @@
     </w:tbl>
     <w:p>
       <w:pPr>
-        <w:spacing w:before="80" w:after="40"/>
+        <w:spacing w:before="40" w:after="20"/>
       </w:pPr>
       <w:r>
         <w:rPr>
@@ -709,7 +679,7 @@
     </w:p>
     <w:p>
       <w:pPr>
-        <w:spacing w:after="160" w:before="0"/>
+        <w:spacing w:after="80" w:before="0"/>
       </w:pPr>
       <w:r>
         <w:rPr>
@@ -723,7 +693,7 @@
     </w:p>
     <w:p>
       <w:pPr>
-        <w:spacing w:before="240" w:after="80"/>
+        <w:spacing w:before="60" w:after="20"/>
       </w:pPr>
       <w:r>
         <w:rPr>
@@ -737,7 +707,7 @@
     </w:p>
     <w:p>
       <w:pPr>
-        <w:spacing w:after="80"/>
+        <w:spacing w:after="10"/>
         <w:pBdr>
           <w:bottom w:val="single" w:sz="6" w:space="1" w:color="1F3A5F"/>
         </w:pBdr>
@@ -745,7 +715,7 @@
     </w:p>
     <w:p>
       <w:pPr>
-        <w:spacing w:before="80" w:after="40"/>
+        <w:spacing w:before="40" w:after="20"/>
       </w:pPr>
       <w:r>
         <w:rPr>
@@ -1207,7 +1177,7 @@
     </w:tbl>
     <w:p>
       <w:pPr>
-        <w:spacing w:before="80" w:after="40"/>
+        <w:spacing w:before="40" w:after="20"/>
       </w:pPr>
       <w:r>
         <w:rPr>
@@ -1607,7 +1577,7 @@
     </w:tbl>
     <w:p>
       <w:pPr>
-        <w:spacing w:before="80" w:after="40"/>
+        <w:spacing w:before="40" w:after="20"/>
       </w:pPr>
       <w:r>
         <w:rPr>
@@ -1622,7 +1592,7 @@
     </w:p>
     <w:p>
       <w:pPr>
-        <w:spacing w:after="160" w:before="0"/>
+        <w:spacing w:after="80" w:before="0"/>
       </w:pPr>
       <w:r>
         <w:rPr>
@@ -1636,7 +1606,7 @@
     </w:p>
     <w:p>
       <w:pPr>
-        <w:spacing w:before="240" w:after="80"/>
+        <w:spacing w:before="60" w:after="20"/>
       </w:pPr>
       <w:r>
         <w:rPr>
@@ -1650,7 +1620,7 @@
     </w:p>
     <w:p>
       <w:pPr>
-        <w:spacing w:after="80"/>
+        <w:spacing w:after="10"/>
         <w:pBdr>
           <w:bottom w:val="single" w:sz="6" w:space="1" w:color="1F3A5F"/>
         </w:pBdr>
@@ -1857,7 +1827,7 @@
     </w:tbl>
     <w:p>
       <w:pPr>
-        <w:spacing w:before="240" w:after="80"/>
+        <w:spacing w:before="60" w:after="20"/>
       </w:pPr>
       <w:r>
         <w:rPr>
@@ -1871,7 +1841,7 @@
     </w:p>
     <w:p>
       <w:pPr>
-        <w:spacing w:after="80"/>
+        <w:spacing w:after="10"/>
         <w:pBdr>
           <w:bottom w:val="single" w:sz="6" w:space="1" w:color="1F3A5F"/>
         </w:pBdr>
@@ -1880,7 +1850,7 @@
     <w:p>
       <w:pPr>
         <w:pStyle w:val="ListBullet"/>
-        <w:spacing w:after="80"/>
+        <w:spacing w:after="40"/>
       </w:pPr>
       <w:r>
         <w:rPr>
@@ -1893,7 +1863,10 @@
     </w:p>
     <w:p>
       <w:pPr>
-        <w:spacing w:after="80"/>
+        <w:spacing w:after="0"/>
+        <w:rPr>
+          <w:sz w:val="10"/>
+        </w:rPr>
       </w:pPr>
     </w:p>
     <w:p>
@@ -1936,7 +1909,7 @@
     </w:p>
     <w:p>
       <w:pPr>
-        <w:spacing w:before="320" w:after="40"/>
+        <w:spacing w:before="0" w:after="0"/>
       </w:pPr>
       <w:r>
         <w:rPr>
@@ -1947,23 +1920,9 @@
         <w:t>Observação: as imagens tomográficas (mapas de espessura, cortes B-scan, gráficos TSNIT e comparativos com banco normativo) fazem parte integrante deste laudo e devem ser anexadas à impressão gerada pelo equipamento.</w:t>
       </w:r>
     </w:p>
-    <w:p>
-      <w:pPr>
-        <w:spacing w:before="120"/>
-        <w:jc w:val="center"/>
-      </w:pPr>
-      <w:r>
-        <w:rPr>
-          <w:i/>
-          <w:color w:val="888888"/>
-          <w:sz w:val="15"/>
-        </w:rPr>
-        <w:t>Laudo gerado automaticamente em {{data_geracao_laudo}} — sistema de automação Ocular Oftalmologia</w:t>
-      </w:r>
-    </w:p>
     <w:sectPr>
-      <w:pgSz w:w="12240" w:h="15840"/>
-      <w:pgMar w:top="907" w:right="1134" w:bottom="907" w:left="1134" w:header="720" w:footer="720" w:gutter="0"/>
+      <w:pgSz w:w="11906" w:h="16838"/>
+      <w:pgMar w:top="2268" w:right="1134" w:bottom="1134" w:left="1134" w:header="720" w:footer="720" w:gutter="0"/>
       <w:cols w:space="720"/>
       <w:docGrid w:linePitch="360"/>
     </w:sectPr>
@@ -2187,7 +2146,7 @@
     </w:rPrDefault>
     <w:pPrDefault>
       <w:pPr>
-        <w:spacing w:after="200" w:line="276" w:lineRule="auto"/>
+        <w:spacing w:after="0" w:line="240" w:lineRule="auto"/>
       </w:pPr>
     </w:pPrDefault>
   </w:docDefaults>

--- a/template_laudo.docx
+++ b/template_laudo.docx
@@ -20,7 +20,7 @@
           <w:rFonts w:ascii="Calibri" w:hAnsi="Calibri"/>
           <w:b/>
           <w:color w:val="1F3A5F"/>
-          <w:sz w:val="26"/>
+          <w:sz w:val="24"/>
         </w:rPr>
         <w:t>TOMOGRAFIA DE COERÊNCIA ÓPTICA (OCT)</w:t>
       </w:r>
@@ -35,7 +35,7 @@
           <w:rFonts w:ascii="Calibri" w:hAnsi="Calibri"/>
           <w:i/>
           <w:color w:val="333333"/>
-          <w:sz w:val="19"/>
+          <w:sz w:val="17"/>
         </w:rPr>
         <w:t>Mácula / Retina  ·  Nervo Óptico / Glaucoma</w:t>
       </w:r>
@@ -49,7 +49,7 @@
           <w:rFonts w:ascii="Calibri" w:hAnsi="Calibri"/>
           <w:b/>
           <w:color w:val="1F3A5F"/>
-          <w:sz w:val="22"/>
+          <w:sz w:val="20"/>
         </w:rPr>
         <w:t>IDENTIFICAÇÃO</w:t>
       </w:r>
@@ -88,7 +88,7 @@
                 <w:rFonts w:ascii="Calibri" w:hAnsi="Calibri"/>
                 <w:b/>
                 <w:color w:val="1F3A5F"/>
-                <w:sz w:val="18"/>
+                <w:sz w:val="16"/>
               </w:rPr>
               <w:t>Paciente:</w:t>
             </w:r>
@@ -105,7 +105,7 @@
                 <w:rFonts w:ascii="Calibri" w:hAnsi="Calibri"/>
                 <w:b w:val="0"/>
                 <w:color w:val="333333"/>
-                <w:sz w:val="18"/>
+                <w:sz w:val="16"/>
               </w:rPr>
               <w:t>{{nome_paciente}}</w:t>
             </w:r>
@@ -123,7 +123,7 @@
                 <w:rFonts w:ascii="Calibri" w:hAnsi="Calibri"/>
                 <w:b/>
                 <w:color w:val="1F3A5F"/>
-                <w:sz w:val="18"/>
+                <w:sz w:val="16"/>
               </w:rPr>
               <w:t>Data de Nascimento:</w:t>
             </w:r>
@@ -140,7 +140,7 @@
                 <w:rFonts w:ascii="Calibri" w:hAnsi="Calibri"/>
                 <w:b w:val="0"/>
                 <w:color w:val="333333"/>
-                <w:sz w:val="18"/>
+                <w:sz w:val="16"/>
               </w:rPr>
               <w:t>{{data_nascimento}}</w:t>
             </w:r>
@@ -160,7 +160,7 @@
                 <w:rFonts w:ascii="Calibri" w:hAnsi="Calibri"/>
                 <w:b/>
                 <w:color w:val="1F3A5F"/>
-                <w:sz w:val="18"/>
+                <w:sz w:val="16"/>
               </w:rPr>
               <w:t>Idade:</w:t>
             </w:r>
@@ -177,7 +177,7 @@
                 <w:rFonts w:ascii="Calibri" w:hAnsi="Calibri"/>
                 <w:b w:val="0"/>
                 <w:color w:val="333333"/>
-                <w:sz w:val="18"/>
+                <w:sz w:val="16"/>
               </w:rPr>
               <w:t>{{idade}}</w:t>
             </w:r>
@@ -195,7 +195,7 @@
                 <w:rFonts w:ascii="Calibri" w:hAnsi="Calibri"/>
                 <w:b/>
                 <w:color w:val="1F3A5F"/>
-                <w:sz w:val="18"/>
+                <w:sz w:val="16"/>
               </w:rPr>
               <w:t>Data do Exame:</w:t>
             </w:r>
@@ -212,7 +212,7 @@
                 <w:rFonts w:ascii="Calibri" w:hAnsi="Calibri"/>
                 <w:b w:val="0"/>
                 <w:color w:val="333333"/>
-                <w:sz w:val="18"/>
+                <w:sz w:val="16"/>
               </w:rPr>
               <w:t>{{data_exame}}</w:t>
             </w:r>
@@ -232,7 +232,7 @@
                 <w:rFonts w:ascii="Calibri" w:hAnsi="Calibri"/>
                 <w:b/>
                 <w:color w:val="1F3A5F"/>
-                <w:sz w:val="18"/>
+                <w:sz w:val="16"/>
               </w:rPr>
               <w:t>Prontuário:</w:t>
             </w:r>
@@ -249,7 +249,7 @@
                 <w:rFonts w:ascii="Calibri" w:hAnsi="Calibri"/>
                 <w:b w:val="0"/>
                 <w:color w:val="333333"/>
-                <w:sz w:val="18"/>
+                <w:sz w:val="16"/>
               </w:rPr>
               <w:t>{{prontuario}}</w:t>
             </w:r>
@@ -267,7 +267,7 @@
                 <w:rFonts w:ascii="Calibri" w:hAnsi="Calibri"/>
                 <w:b/>
                 <w:color w:val="1F3A5F"/>
-                <w:sz w:val="18"/>
+                <w:sz w:val="16"/>
               </w:rPr>
               <w:t>Equipamento:</w:t>
             </w:r>
@@ -284,7 +284,7 @@
                 <w:rFonts w:ascii="Calibri" w:hAnsi="Calibri"/>
                 <w:b w:val="0"/>
                 <w:color w:val="333333"/>
-                <w:sz w:val="18"/>
+                <w:sz w:val="16"/>
               </w:rPr>
               <w:t>{{equipamento}}</w:t>
             </w:r>
@@ -304,7 +304,7 @@
                 <w:rFonts w:ascii="Calibri" w:hAnsi="Calibri"/>
                 <w:b/>
                 <w:color w:val="1F3A5F"/>
-                <w:sz w:val="18"/>
+                <w:sz w:val="16"/>
               </w:rPr>
               <w:t>Protocolo:</w:t>
             </w:r>
@@ -321,7 +321,7 @@
                 <w:rFonts w:ascii="Calibri" w:hAnsi="Calibri"/>
                 <w:b w:val="0"/>
                 <w:color w:val="333333"/>
-                <w:sz w:val="18"/>
+                <w:sz w:val="16"/>
               </w:rPr>
               <w:t>{{protocolo}}</w:t>
             </w:r>
@@ -339,7 +339,7 @@
                 <w:rFonts w:ascii="Calibri" w:hAnsi="Calibri"/>
                 <w:b/>
                 <w:color w:val="1F3A5F"/>
-                <w:sz w:val="18"/>
+                <w:sz w:val="16"/>
               </w:rPr>
               <w:t>Qualidade do Sinal (SS) OD/OE:</w:t>
             </w:r>
@@ -356,7 +356,7 @@
                 <w:rFonts w:ascii="Calibri" w:hAnsi="Calibri"/>
                 <w:b w:val="0"/>
                 <w:color w:val="333333"/>
-                <w:sz w:val="18"/>
+                <w:sz w:val="16"/>
               </w:rPr>
               <w:t>{{qualidade_sinal_od}} (OD)  /  {{qualidade_sinal_os}} (OE)</w:t>
             </w:r>
@@ -373,7 +373,7 @@
           <w:rFonts w:ascii="Calibri" w:hAnsi="Calibri"/>
           <w:b/>
           <w:color w:val="1F3A5F"/>
-          <w:sz w:val="22"/>
+          <w:sz w:val="20"/>
         </w:rPr>
         <w:t>1. MÁCULA / RETINA</w:t>
       </w:r>
@@ -396,7 +396,7 @@
           <w:b/>
           <w:i/>
           <w:color w:val="333333"/>
-          <w:sz w:val="19"/>
+          <w:sz w:val="17"/>
         </w:rPr>
         <w:t>Espessura macular (protocolo em cubo / grid ETDRS)</w:t>
       </w:r>
@@ -426,7 +426,7 @@
                 <w:rFonts w:ascii="Calibri" w:hAnsi="Calibri"/>
                 <w:b/>
                 <w:color w:val="FFFFFF"/>
-                <w:sz w:val="18"/>
+                <w:sz w:val="16"/>
               </w:rPr>
               <w:t>Parâmetro</w:t>
             </w:r>
@@ -447,7 +447,7 @@
                 <w:rFonts w:ascii="Calibri" w:hAnsi="Calibri"/>
                 <w:b/>
                 <w:color w:val="FFFFFF"/>
-                <w:sz w:val="18"/>
+                <w:sz w:val="16"/>
               </w:rPr>
               <w:t>OD</w:t>
             </w:r>
@@ -468,7 +468,7 @@
                 <w:rFonts w:ascii="Calibri" w:hAnsi="Calibri"/>
                 <w:b/>
                 <w:color w:val="FFFFFF"/>
-                <w:sz w:val="18"/>
+                <w:sz w:val="16"/>
               </w:rPr>
               <w:t>OE</w:t>
             </w:r>
@@ -488,7 +488,7 @@
                 <w:rFonts w:ascii="Calibri" w:hAnsi="Calibri"/>
                 <w:b/>
                 <w:color w:val="1F3A5F"/>
-                <w:sz w:val="18"/>
+                <w:sz w:val="16"/>
               </w:rPr>
               <w:t>Espessura central foveal — CST (µm)</w:t>
             </w:r>
@@ -509,7 +509,7 @@
                 <w:rFonts w:ascii="Calibri" w:hAnsi="Calibri"/>
                 <w:b w:val="0"/>
                 <w:color w:val="333333"/>
-                <w:sz w:val="18"/>
+                <w:sz w:val="16"/>
               </w:rPr>
               <w:t>{{cst_od}}</w:t>
             </w:r>
@@ -530,7 +530,7 @@
                 <w:rFonts w:ascii="Calibri" w:hAnsi="Calibri"/>
                 <w:b w:val="0"/>
                 <w:color w:val="333333"/>
-                <w:sz w:val="18"/>
+                <w:sz w:val="16"/>
               </w:rPr>
               <w:t>{{cst_os}}</w:t>
             </w:r>
@@ -550,7 +550,7 @@
                 <w:rFonts w:ascii="Calibri" w:hAnsi="Calibri"/>
                 <w:b/>
                 <w:color w:val="1F3A5F"/>
-                <w:sz w:val="18"/>
+                <w:sz w:val="16"/>
               </w:rPr>
               <w:t>Volume macular total (mm³)</w:t>
             </w:r>
@@ -571,7 +571,7 @@
                 <w:rFonts w:ascii="Calibri" w:hAnsi="Calibri"/>
                 <w:b w:val="0"/>
                 <w:color w:val="333333"/>
-                <w:sz w:val="18"/>
+                <w:sz w:val="16"/>
               </w:rPr>
               <w:t>{{volume_macular_od}}</w:t>
             </w:r>
@@ -592,7 +592,7 @@
                 <w:rFonts w:ascii="Calibri" w:hAnsi="Calibri"/>
                 <w:b w:val="0"/>
                 <w:color w:val="333333"/>
-                <w:sz w:val="18"/>
+                <w:sz w:val="16"/>
               </w:rPr>
               <w:t>{{volume_macular_os}}</w:t>
             </w:r>
@@ -612,7 +612,7 @@
                 <w:rFonts w:ascii="Calibri" w:hAnsi="Calibri"/>
                 <w:b/>
                 <w:color w:val="1F3A5F"/>
-                <w:sz w:val="18"/>
+                <w:sz w:val="16"/>
               </w:rPr>
               <w:t>Espessura média do cubo (µm)</w:t>
             </w:r>
@@ -633,7 +633,7 @@
                 <w:rFonts w:ascii="Calibri" w:hAnsi="Calibri"/>
                 <w:b w:val="0"/>
                 <w:color w:val="333333"/>
-                <w:sz w:val="18"/>
+                <w:sz w:val="16"/>
               </w:rPr>
               <w:t>{{espessura_media_cubo_od}}</w:t>
             </w:r>
@@ -654,7 +654,7 @@
                 <w:rFonts w:ascii="Calibri" w:hAnsi="Calibri"/>
                 <w:b w:val="0"/>
                 <w:color w:val="333333"/>
-                <w:sz w:val="18"/>
+                <w:sz w:val="16"/>
               </w:rPr>
               <w:t>{{espessura_media_cubo_os}}</w:t>
             </w:r>
@@ -672,7 +672,7 @@
           <w:b/>
           <w:i/>
           <w:color w:val="333333"/>
-          <w:sz w:val="19"/>
+          <w:sz w:val="17"/>
         </w:rPr>
         <w:t>Descrição — Mácula/Retina (Ambos os Olhos)</w:t>
       </w:r>
@@ -700,7 +700,7 @@
           <w:rFonts w:ascii="Calibri" w:hAnsi="Calibri"/>
           <w:b/>
           <w:color w:val="1F3A5F"/>
-          <w:sz w:val="22"/>
+          <w:sz w:val="20"/>
         </w:rPr>
         <w:t>2. NERVO ÓPTICO E CAMADA DE FIBRAS NERVOSAS (GLAUCOMA)</w:t>
       </w:r>
@@ -723,7 +723,7 @@
           <w:b/>
           <w:i/>
           <w:color w:val="333333"/>
-          <w:sz w:val="19"/>
+          <w:sz w:val="17"/>
         </w:rPr>
         <w:t>RNFL peri-papilar — espessura (µm)</w:t>
       </w:r>
@@ -753,7 +753,7 @@
                 <w:rFonts w:ascii="Calibri" w:hAnsi="Calibri"/>
                 <w:b/>
                 <w:color w:val="FFFFFF"/>
-                <w:sz w:val="18"/>
+                <w:sz w:val="16"/>
               </w:rPr>
               <w:t>Setor</w:t>
             </w:r>
@@ -774,7 +774,7 @@
                 <w:rFonts w:ascii="Calibri" w:hAnsi="Calibri"/>
                 <w:b/>
                 <w:color w:val="FFFFFF"/>
-                <w:sz w:val="18"/>
+                <w:sz w:val="16"/>
               </w:rPr>
               <w:t>OD</w:t>
             </w:r>
@@ -795,7 +795,7 @@
                 <w:rFonts w:ascii="Calibri" w:hAnsi="Calibri"/>
                 <w:b/>
                 <w:color w:val="FFFFFF"/>
-                <w:sz w:val="18"/>
+                <w:sz w:val="16"/>
               </w:rPr>
               <w:t>OE</w:t>
             </w:r>
@@ -815,7 +815,7 @@
                 <w:rFonts w:ascii="Calibri" w:hAnsi="Calibri"/>
                 <w:b/>
                 <w:color w:val="1F3A5F"/>
-                <w:sz w:val="18"/>
+                <w:sz w:val="16"/>
               </w:rPr>
               <w:t>RNFL média (global)</w:t>
             </w:r>
@@ -836,7 +836,7 @@
                 <w:rFonts w:ascii="Calibri" w:hAnsi="Calibri"/>
                 <w:b w:val="0"/>
                 <w:color w:val="333333"/>
-                <w:sz w:val="18"/>
+                <w:sz w:val="16"/>
               </w:rPr>
               <w:t>{{rnfl_medio_od}}</w:t>
             </w:r>
@@ -857,7 +857,7 @@
                 <w:rFonts w:ascii="Calibri" w:hAnsi="Calibri"/>
                 <w:b w:val="0"/>
                 <w:color w:val="333333"/>
-                <w:sz w:val="18"/>
+                <w:sz w:val="16"/>
               </w:rPr>
               <w:t>{{rnfl_medio_os}}</w:t>
             </w:r>
@@ -877,7 +877,7 @@
                 <w:rFonts w:ascii="Calibri" w:hAnsi="Calibri"/>
                 <w:b/>
                 <w:color w:val="1F3A5F"/>
-                <w:sz w:val="18"/>
+                <w:sz w:val="16"/>
               </w:rPr>
               <w:t>Quadrante superior (S)</w:t>
             </w:r>
@@ -898,7 +898,7 @@
                 <w:rFonts w:ascii="Calibri" w:hAnsi="Calibri"/>
                 <w:b w:val="0"/>
                 <w:color w:val="333333"/>
-                <w:sz w:val="18"/>
+                <w:sz w:val="16"/>
               </w:rPr>
               <w:t>{{rnfl_superior_od}}</w:t>
             </w:r>
@@ -919,7 +919,7 @@
                 <w:rFonts w:ascii="Calibri" w:hAnsi="Calibri"/>
                 <w:b w:val="0"/>
                 <w:color w:val="333333"/>
-                <w:sz w:val="18"/>
+                <w:sz w:val="16"/>
               </w:rPr>
               <w:t>{{rnfl_superior_os}}</w:t>
             </w:r>
@@ -939,7 +939,7 @@
                 <w:rFonts w:ascii="Calibri" w:hAnsi="Calibri"/>
                 <w:b/>
                 <w:color w:val="1F3A5F"/>
-                <w:sz w:val="18"/>
+                <w:sz w:val="16"/>
               </w:rPr>
               <w:t>Quadrante inferior (I)</w:t>
             </w:r>
@@ -960,7 +960,7 @@
                 <w:rFonts w:ascii="Calibri" w:hAnsi="Calibri"/>
                 <w:b w:val="0"/>
                 <w:color w:val="333333"/>
-                <w:sz w:val="18"/>
+                <w:sz w:val="16"/>
               </w:rPr>
               <w:t>{{rnfl_inferior_od}}</w:t>
             </w:r>
@@ -981,7 +981,7 @@
                 <w:rFonts w:ascii="Calibri" w:hAnsi="Calibri"/>
                 <w:b w:val="0"/>
                 <w:color w:val="333333"/>
-                <w:sz w:val="18"/>
+                <w:sz w:val="16"/>
               </w:rPr>
               <w:t>{{rnfl_inferior_os}}</w:t>
             </w:r>
@@ -1001,7 +1001,7 @@
                 <w:rFonts w:ascii="Calibri" w:hAnsi="Calibri"/>
                 <w:b/>
                 <w:color w:val="1F3A5F"/>
-                <w:sz w:val="18"/>
+                <w:sz w:val="16"/>
               </w:rPr>
               <w:t>Quadrante nasal (N)</w:t>
             </w:r>
@@ -1022,7 +1022,7 @@
                 <w:rFonts w:ascii="Calibri" w:hAnsi="Calibri"/>
                 <w:b w:val="0"/>
                 <w:color w:val="333333"/>
-                <w:sz w:val="18"/>
+                <w:sz w:val="16"/>
               </w:rPr>
               <w:t>{{rnfl_nasal_od}}</w:t>
             </w:r>
@@ -1043,7 +1043,7 @@
                 <w:rFonts w:ascii="Calibri" w:hAnsi="Calibri"/>
                 <w:b w:val="0"/>
                 <w:color w:val="333333"/>
-                <w:sz w:val="18"/>
+                <w:sz w:val="16"/>
               </w:rPr>
               <w:t>{{rnfl_nasal_os}}</w:t>
             </w:r>
@@ -1063,7 +1063,7 @@
                 <w:rFonts w:ascii="Calibri" w:hAnsi="Calibri"/>
                 <w:b/>
                 <w:color w:val="1F3A5F"/>
-                <w:sz w:val="18"/>
+                <w:sz w:val="16"/>
               </w:rPr>
               <w:t>Quadrante temporal (T)</w:t>
             </w:r>
@@ -1084,7 +1084,7 @@
                 <w:rFonts w:ascii="Calibri" w:hAnsi="Calibri"/>
                 <w:b w:val="0"/>
                 <w:color w:val="333333"/>
-                <w:sz w:val="18"/>
+                <w:sz w:val="16"/>
               </w:rPr>
               <w:t>{{rnfl_temporal_od}}</w:t>
             </w:r>
@@ -1105,7 +1105,7 @@
                 <w:rFonts w:ascii="Calibri" w:hAnsi="Calibri"/>
                 <w:b w:val="0"/>
                 <w:color w:val="333333"/>
-                <w:sz w:val="18"/>
+                <w:sz w:val="16"/>
               </w:rPr>
               <w:t>{{rnfl_temporal_os}}</w:t>
             </w:r>
@@ -1125,7 +1125,7 @@
                 <w:rFonts w:ascii="Calibri" w:hAnsi="Calibri"/>
                 <w:b/>
                 <w:color w:val="1F3A5F"/>
-                <w:sz w:val="18"/>
+                <w:sz w:val="16"/>
               </w:rPr>
               <w:t>Simetria entre olhos (%)</w:t>
             </w:r>
@@ -1146,7 +1146,7 @@
                 <w:rFonts w:ascii="Calibri" w:hAnsi="Calibri"/>
                 <w:b w:val="0"/>
                 <w:color w:val="333333"/>
-                <w:sz w:val="18"/>
+                <w:sz w:val="16"/>
               </w:rPr>
               <w:t>{{rnfl_simetria}}</w:t>
             </w:r>
@@ -1167,7 +1167,7 @@
                 <w:rFonts w:ascii="Calibri" w:hAnsi="Calibri"/>
                 <w:b w:val="0"/>
                 <w:color w:val="333333"/>
-                <w:sz w:val="18"/>
+                <w:sz w:val="16"/>
               </w:rPr>
               <w:t>{{rnfl_simetria}}</w:t>
             </w:r>
@@ -1185,7 +1185,7 @@
           <w:b/>
           <w:i/>
           <w:color w:val="333333"/>
-          <w:sz w:val="19"/>
+          <w:sz w:val="17"/>
         </w:rPr>
         <w:t>Cabeça do nervo óptico (ONH)</w:t>
       </w:r>
@@ -1215,7 +1215,7 @@
                 <w:rFonts w:ascii="Calibri" w:hAnsi="Calibri"/>
                 <w:b/>
                 <w:color w:val="FFFFFF"/>
-                <w:sz w:val="18"/>
+                <w:sz w:val="16"/>
               </w:rPr>
               <w:t>Parâmetro</w:t>
             </w:r>
@@ -1236,7 +1236,7 @@
                 <w:rFonts w:ascii="Calibri" w:hAnsi="Calibri"/>
                 <w:b/>
                 <w:color w:val="FFFFFF"/>
-                <w:sz w:val="18"/>
+                <w:sz w:val="16"/>
               </w:rPr>
               <w:t>OD</w:t>
             </w:r>
@@ -1257,7 +1257,7 @@
                 <w:rFonts w:ascii="Calibri" w:hAnsi="Calibri"/>
                 <w:b/>
                 <w:color w:val="FFFFFF"/>
-                <w:sz w:val="18"/>
+                <w:sz w:val="16"/>
               </w:rPr>
               <w:t>OE</w:t>
             </w:r>
@@ -1277,7 +1277,7 @@
                 <w:rFonts w:ascii="Calibri" w:hAnsi="Calibri"/>
                 <w:b/>
                 <w:color w:val="1F3A5F"/>
-                <w:sz w:val="18"/>
+                <w:sz w:val="16"/>
               </w:rPr>
               <w:t>Área do disco (mm²)</w:t>
             </w:r>
@@ -1298,7 +1298,7 @@
                 <w:rFonts w:ascii="Calibri" w:hAnsi="Calibri"/>
                 <w:b w:val="0"/>
                 <w:color w:val="333333"/>
-                <w:sz w:val="18"/>
+                <w:sz w:val="16"/>
               </w:rPr>
               <w:t>{{area_disco_od}}</w:t>
             </w:r>
@@ -1319,7 +1319,7 @@
                 <w:rFonts w:ascii="Calibri" w:hAnsi="Calibri"/>
                 <w:b w:val="0"/>
                 <w:color w:val="333333"/>
-                <w:sz w:val="18"/>
+                <w:sz w:val="16"/>
               </w:rPr>
               <w:t>{{area_disco_os}}</w:t>
             </w:r>
@@ -1339,7 +1339,7 @@
                 <w:rFonts w:ascii="Calibri" w:hAnsi="Calibri"/>
                 <w:b/>
                 <w:color w:val="1F3A5F"/>
-                <w:sz w:val="18"/>
+                <w:sz w:val="16"/>
               </w:rPr>
               <w:t>Área da rima (rim area, mm²)</w:t>
             </w:r>
@@ -1360,7 +1360,7 @@
                 <w:rFonts w:ascii="Calibri" w:hAnsi="Calibri"/>
                 <w:b w:val="0"/>
                 <w:color w:val="333333"/>
-                <w:sz w:val="18"/>
+                <w:sz w:val="16"/>
               </w:rPr>
               <w:t>{{area_rima_od}}</w:t>
             </w:r>
@@ -1381,7 +1381,7 @@
                 <w:rFonts w:ascii="Calibri" w:hAnsi="Calibri"/>
                 <w:b w:val="0"/>
                 <w:color w:val="333333"/>
-                <w:sz w:val="18"/>
+                <w:sz w:val="16"/>
               </w:rPr>
               <w:t>{{area_rima_os}}</w:t>
             </w:r>
@@ -1401,7 +1401,7 @@
                 <w:rFonts w:ascii="Calibri" w:hAnsi="Calibri"/>
                 <w:b/>
                 <w:color w:val="1F3A5F"/>
-                <w:sz w:val="18"/>
+                <w:sz w:val="16"/>
               </w:rPr>
               <w:t>Relação escavação/disco — C/D média</w:t>
             </w:r>
@@ -1422,7 +1422,7 @@
                 <w:rFonts w:ascii="Calibri" w:hAnsi="Calibri"/>
                 <w:b w:val="0"/>
                 <w:color w:val="333333"/>
-                <w:sz w:val="18"/>
+                <w:sz w:val="16"/>
               </w:rPr>
               <w:t>{{cd_medio_od}}</w:t>
             </w:r>
@@ -1443,7 +1443,7 @@
                 <w:rFonts w:ascii="Calibri" w:hAnsi="Calibri"/>
                 <w:b w:val="0"/>
                 <w:color w:val="333333"/>
-                <w:sz w:val="18"/>
+                <w:sz w:val="16"/>
               </w:rPr>
               <w:t>{{cd_medio_os}}</w:t>
             </w:r>
@@ -1463,7 +1463,7 @@
                 <w:rFonts w:ascii="Calibri" w:hAnsi="Calibri"/>
                 <w:b/>
                 <w:color w:val="1F3A5F"/>
-                <w:sz w:val="18"/>
+                <w:sz w:val="16"/>
               </w:rPr>
               <w:t>Relação C/D vertical</w:t>
             </w:r>
@@ -1484,7 +1484,7 @@
                 <w:rFonts w:ascii="Calibri" w:hAnsi="Calibri"/>
                 <w:b w:val="0"/>
                 <w:color w:val="333333"/>
-                <w:sz w:val="18"/>
+                <w:sz w:val="16"/>
               </w:rPr>
               <w:t>{{cd_vertical_od}}</w:t>
             </w:r>
@@ -1505,7 +1505,7 @@
                 <w:rFonts w:ascii="Calibri" w:hAnsi="Calibri"/>
                 <w:b w:val="0"/>
                 <w:color w:val="333333"/>
-                <w:sz w:val="18"/>
+                <w:sz w:val="16"/>
               </w:rPr>
               <w:t>{{cd_vertical_os}}</w:t>
             </w:r>
@@ -1525,7 +1525,7 @@
                 <w:rFonts w:ascii="Calibri" w:hAnsi="Calibri"/>
                 <w:b/>
                 <w:color w:val="1F3A5F"/>
-                <w:sz w:val="18"/>
+                <w:sz w:val="16"/>
               </w:rPr>
               <w:t>Volume da escavação (mm³)</w:t>
             </w:r>
@@ -1546,7 +1546,7 @@
                 <w:rFonts w:ascii="Calibri" w:hAnsi="Calibri"/>
                 <w:b w:val="0"/>
                 <w:color w:val="333333"/>
-                <w:sz w:val="18"/>
+                <w:sz w:val="16"/>
               </w:rPr>
               <w:t>{{volume_escavacao_od}}</w:t>
             </w:r>
@@ -1567,7 +1567,7 @@
                 <w:rFonts w:ascii="Calibri" w:hAnsi="Calibri"/>
                 <w:b w:val="0"/>
                 <w:color w:val="333333"/>
-                <w:sz w:val="18"/>
+                <w:sz w:val="16"/>
               </w:rPr>
               <w:t>{{volume_escavacao_os}}</w:t>
             </w:r>
@@ -1585,7 +1585,7 @@
           <w:b/>
           <w:i/>
           <w:color w:val="333333"/>
-          <w:sz w:val="19"/>
+          <w:sz w:val="17"/>
         </w:rPr>
         <w:t>Descrição — Nervo Óptico/Glaucoma (Ambos os Olhos)</w:t>
       </w:r>
@@ -1613,7 +1613,7 @@
           <w:rFonts w:ascii="Calibri" w:hAnsi="Calibri"/>
           <w:b/>
           <w:color w:val="1F3A5F"/>
-          <w:sz w:val="22"/>
+          <w:sz w:val="20"/>
         </w:rPr>
         <w:t>3. COMPLEXO DE CÉLULAS GANGLIONARES (GCC / GCL-IPL)</w:t>
       </w:r>
@@ -1651,7 +1651,7 @@
                 <w:rFonts w:ascii="Calibri" w:hAnsi="Calibri"/>
                 <w:b/>
                 <w:color w:val="FFFFFF"/>
-                <w:sz w:val="18"/>
+                <w:sz w:val="16"/>
               </w:rPr>
               <w:t>Parâmetro</w:t>
             </w:r>
@@ -1672,7 +1672,7 @@
                 <w:rFonts w:ascii="Calibri" w:hAnsi="Calibri"/>
                 <w:b/>
                 <w:color w:val="FFFFFF"/>
-                <w:sz w:val="18"/>
+                <w:sz w:val="16"/>
               </w:rPr>
               <w:t>OD</w:t>
             </w:r>
@@ -1693,7 +1693,7 @@
                 <w:rFonts w:ascii="Calibri" w:hAnsi="Calibri"/>
                 <w:b/>
                 <w:color w:val="FFFFFF"/>
-                <w:sz w:val="18"/>
+                <w:sz w:val="16"/>
               </w:rPr>
               <w:t>OE</w:t>
             </w:r>
@@ -1713,7 +1713,7 @@
                 <w:rFonts w:ascii="Calibri" w:hAnsi="Calibri"/>
                 <w:b/>
                 <w:color w:val="1F3A5F"/>
-                <w:sz w:val="18"/>
+                <w:sz w:val="16"/>
               </w:rPr>
               <w:t>Espessura média GCL-IPL (µm)</w:t>
             </w:r>
@@ -1734,7 +1734,7 @@
                 <w:rFonts w:ascii="Calibri" w:hAnsi="Calibri"/>
                 <w:b w:val="0"/>
                 <w:color w:val="333333"/>
-                <w:sz w:val="18"/>
+                <w:sz w:val="16"/>
               </w:rPr>
               <w:t>{{gcl_ipl_media_od}}</w:t>
             </w:r>
@@ -1755,7 +1755,7 @@
                 <w:rFonts w:ascii="Calibri" w:hAnsi="Calibri"/>
                 <w:b w:val="0"/>
                 <w:color w:val="333333"/>
-                <w:sz w:val="18"/>
+                <w:sz w:val="16"/>
               </w:rPr>
               <w:t>{{gcl_ipl_media_os}}</w:t>
             </w:r>
@@ -1775,7 +1775,7 @@
                 <w:rFonts w:ascii="Calibri" w:hAnsi="Calibri"/>
                 <w:b/>
                 <w:color w:val="1F3A5F"/>
-                <w:sz w:val="18"/>
+                <w:sz w:val="16"/>
               </w:rPr>
               <w:t>Espessura mínima GCL-IPL (µm)</w:t>
             </w:r>
@@ -1796,7 +1796,7 @@
                 <w:rFonts w:ascii="Calibri" w:hAnsi="Calibri"/>
                 <w:b w:val="0"/>
                 <w:color w:val="333333"/>
-                <w:sz w:val="18"/>
+                <w:sz w:val="16"/>
               </w:rPr>
               <w:t>{{gcl_ipl_minima_od}}</w:t>
             </w:r>
@@ -1817,7 +1817,7 @@
                 <w:rFonts w:ascii="Calibri" w:hAnsi="Calibri"/>
                 <w:b w:val="0"/>
                 <w:color w:val="333333"/>
-                <w:sz w:val="18"/>
+                <w:sz w:val="16"/>
               </w:rPr>
               <w:t>{{gcl_ipl_minima_os}}</w:t>
             </w:r>
@@ -1834,7 +1834,7 @@
           <w:rFonts w:ascii="Calibri" w:hAnsi="Calibri"/>
           <w:b/>
           <w:color w:val="1F3A5F"/>
-          <w:sz w:val="22"/>
+          <w:sz w:val="20"/>
         </w:rPr>
         <w:t>CONCLUSÃO / IMPRESSÃO DIAGNÓSTICA</w:t>
       </w:r>
@@ -1888,7 +1888,7 @@
       <w:r>
         <w:rPr>
           <w:b/>
-          <w:sz w:val="21"/>
+          <w:sz w:val="19"/>
         </w:rPr>
         <w:t>{{nome_medico}}</w:t>
       </w:r>
@@ -1902,7 +1902,7 @@
         <w:rPr>
           <w:i/>
           <w:color w:val="333333"/>
-          <w:sz w:val="19"/>
+          <w:sz w:val="17"/>
         </w:rPr>
         <w:t>Médico(a) Oftalmologista — {{crm_medico}}</w:t>
       </w:r>
@@ -1915,7 +1915,7 @@
         <w:rPr>
           <w:i/>
           <w:color w:val="888888"/>
-          <w:sz w:val="16"/>
+          <w:sz w:val="15"/>
         </w:rPr>
         <w:t>Observação: as imagens tomográficas (mapas de espessura, cortes B-scan, gráficos TSNIT e comparativos com banco normativo) fazem parte integrante deste laudo e devem ser anexadas à impressão gerada pelo equipamento.</w:t>
       </w:r>
